--- a/sem_1/lab_7/lab_7.docx
+++ b/sem_1/lab_7/lab_7.docx
@@ -3320,11 +3320,7 @@
           <w:szCs w:val="28"/>
         </w:rPr>
       </w:pPr>
-    </w:p>
-    <w:p>
-      <w:pPr>
-        <w:spacing w:after="30" w:line="360" w:lineRule="auto"/>
-        <w:jc w:val="center"/>
+      <w:r>
         <w:rPr>
           <w:rFonts w:ascii="Times New Roman" w:hAnsi="Times New Roman" w:cs="Times New Roman" w:eastAsiaTheme="minorEastAsia"/>
           <w:b/>
@@ -3332,165 +3328,55 @@
           <w:sz w:val="28"/>
           <w:szCs w:val="28"/>
         </w:rPr>
-      </w:pPr>
-    </w:p>
-    <w:p>
-      <w:pPr>
-        <w:spacing w:after="30" w:line="360" w:lineRule="auto"/>
-        <w:jc w:val="center"/>
+        <w:t>3.3. Решение кодом</w:t>
+      </w:r>
+    </w:p>
+    <w:p>
+      <w:pPr>
+        <w:spacing w:after="30" w:line="360" w:lineRule="auto"/>
+        <w:ind w:firstLine="708" w:firstLineChars="0"/>
+        <w:jc w:val="left"/>
+        <w:rPr>
+          <w:rFonts w:hint="default" w:ascii="Times New Roman" w:hAnsi="Times New Roman" w:cs="Times New Roman" w:eastAsiaTheme="minorEastAsia"/>
+          <w:b w:val="0"/>
+          <w:bCs w:val="0"/>
+          <w:sz w:val="28"/>
+          <w:szCs w:val="28"/>
+          <w:lang w:val="ru-RU"/>
+        </w:rPr>
+      </w:pPr>
+      <w:r>
         <w:rPr>
           <w:rFonts w:ascii="Times New Roman" w:hAnsi="Times New Roman" w:cs="Times New Roman" w:eastAsiaTheme="minorEastAsia"/>
-          <w:b/>
-          <w:bCs/>
-          <w:sz w:val="28"/>
-          <w:szCs w:val="28"/>
-        </w:rPr>
-      </w:pPr>
-    </w:p>
-    <w:p>
-      <w:pPr>
-        <w:spacing w:after="30" w:line="360" w:lineRule="auto"/>
-        <w:jc w:val="center"/>
-        <w:rPr>
-          <w:rFonts w:ascii="Times New Roman" w:hAnsi="Times New Roman" w:cs="Times New Roman" w:eastAsiaTheme="minorEastAsia"/>
-          <w:b/>
-          <w:bCs/>
-          <w:sz w:val="28"/>
-          <w:szCs w:val="28"/>
-        </w:rPr>
-      </w:pPr>
-    </w:p>
-    <w:p>
-      <w:pPr>
-        <w:spacing w:after="30" w:line="360" w:lineRule="auto"/>
-        <w:jc w:val="center"/>
-        <w:rPr>
-          <w:rFonts w:ascii="Times New Roman" w:hAnsi="Times New Roman" w:cs="Times New Roman" w:eastAsiaTheme="minorEastAsia"/>
-          <w:b/>
-          <w:bCs/>
-          <w:sz w:val="28"/>
-          <w:szCs w:val="28"/>
-        </w:rPr>
-      </w:pPr>
-    </w:p>
-    <w:p>
-      <w:pPr>
-        <w:spacing w:after="30" w:line="360" w:lineRule="auto"/>
-        <w:jc w:val="center"/>
-        <w:rPr>
-          <w:rFonts w:ascii="Times New Roman" w:hAnsi="Times New Roman" w:cs="Times New Roman" w:eastAsiaTheme="minorEastAsia"/>
-          <w:b/>
-          <w:bCs/>
-          <w:sz w:val="28"/>
-          <w:szCs w:val="28"/>
-        </w:rPr>
-      </w:pPr>
-    </w:p>
-    <w:p>
-      <w:pPr>
-        <w:spacing w:after="30" w:line="360" w:lineRule="auto"/>
-        <w:jc w:val="center"/>
-        <w:rPr>
-          <w:rFonts w:ascii="Times New Roman" w:hAnsi="Times New Roman" w:cs="Times New Roman" w:eastAsiaTheme="minorEastAsia"/>
-          <w:b/>
-          <w:bCs/>
-          <w:sz w:val="28"/>
-          <w:szCs w:val="28"/>
-        </w:rPr>
-      </w:pPr>
-    </w:p>
-    <w:p>
-      <w:pPr>
-        <w:spacing w:after="30" w:line="360" w:lineRule="auto"/>
-        <w:jc w:val="center"/>
-        <w:rPr>
-          <w:rFonts w:ascii="Times New Roman" w:hAnsi="Times New Roman" w:cs="Times New Roman" w:eastAsiaTheme="minorEastAsia"/>
-          <w:b/>
-          <w:bCs/>
-          <w:sz w:val="28"/>
-          <w:szCs w:val="28"/>
-        </w:rPr>
-      </w:pPr>
-    </w:p>
-    <w:p>
-      <w:pPr>
-        <w:spacing w:after="30" w:line="360" w:lineRule="auto"/>
-        <w:jc w:val="center"/>
-        <w:rPr>
-          <w:rFonts w:ascii="Times New Roman" w:hAnsi="Times New Roman" w:cs="Times New Roman" w:eastAsiaTheme="minorEastAsia"/>
-          <w:b/>
-          <w:bCs/>
-          <w:sz w:val="28"/>
-          <w:szCs w:val="28"/>
-        </w:rPr>
-      </w:pPr>
-      <w:r>
-        <w:rPr>
-          <w:rFonts w:ascii="Times New Roman" w:hAnsi="Times New Roman" w:cs="Times New Roman" w:eastAsiaTheme="minorEastAsia"/>
-          <w:b/>
-          <w:bCs/>
-          <w:sz w:val="28"/>
-          <w:szCs w:val="28"/>
-        </w:rPr>
-        <w:t>3.3. Решение кодом</w:t>
-      </w:r>
-    </w:p>
-    <w:p>
-      <w:pPr>
-        <w:spacing w:after="30" w:line="360" w:lineRule="auto"/>
-        <w:jc w:val="center"/>
-        <w:rPr>
-          <w:rFonts w:ascii="Times New Roman" w:hAnsi="Times New Roman" w:cs="Times New Roman" w:eastAsiaTheme="minorEastAsia"/>
-          <w:b/>
-          <w:bCs/>
-          <w:sz w:val="28"/>
-          <w:szCs w:val="28"/>
-        </w:rPr>
-      </w:pPr>
-    </w:p>
-    <w:p>
-      <w:pPr>
-        <w:spacing w:after="30" w:line="360" w:lineRule="auto"/>
-        <w:jc w:val="center"/>
-      </w:pPr>
-      <w:r>
-        <w:drawing>
-          <wp:inline distT="0" distB="0" distL="114300" distR="114300">
-            <wp:extent cx="5438775" cy="5943600"/>
-            <wp:effectExtent l="0" t="0" r="0" b="0"/>
-            <wp:docPr id="1007336188" name="drawing"/>
-            <wp:cNvGraphicFramePr>
-              <a:graphicFrameLocks xmlns:a="http://schemas.openxmlformats.org/drawingml/2006/main" noChangeAspect="1"/>
-            </wp:cNvGraphicFramePr>
-            <a:graphic xmlns:a="http://schemas.openxmlformats.org/drawingml/2006/main">
-              <a:graphicData uri="http://schemas.openxmlformats.org/drawingml/2006/picture">
-                <pic:pic xmlns:pic="http://schemas.openxmlformats.org/drawingml/2006/picture">
-                  <pic:nvPicPr>
-                    <pic:cNvPr id="1007336188" name="drawing"/>
-                    <pic:cNvPicPr>
-                      <a:picLocks noChangeAspect="1"/>
-                    </pic:cNvPicPr>
-                  </pic:nvPicPr>
-                  <pic:blipFill>
-                    <a:blip r:embed="rId10"/>
-                    <a:stretch>
-                      <a:fillRect/>
-                    </a:stretch>
-                  </pic:blipFill>
-                  <pic:spPr>
-                    <a:xfrm>
-                      <a:off x="0" y="0"/>
-                      <a:ext cx="5438775" cy="5943600"/>
-                    </a:xfrm>
-                    <a:prstGeom prst="rect">
-                      <a:avLst/>
-                    </a:prstGeom>
-                  </pic:spPr>
-                </pic:pic>
-              </a:graphicData>
-            </a:graphic>
-          </wp:inline>
-        </w:drawing>
+          <w:b w:val="0"/>
+          <w:bCs w:val="0"/>
+          <w:sz w:val="28"/>
+          <w:szCs w:val="28"/>
+          <w:lang w:val="ru-RU"/>
+        </w:rPr>
+        <w:t>Смотреть</w:t>
+      </w:r>
+      <w:r>
+        <w:rPr>
+          <w:rFonts w:hint="default" w:ascii="Times New Roman" w:hAnsi="Times New Roman" w:cs="Times New Roman" w:eastAsiaTheme="minorEastAsia"/>
+          <w:b w:val="0"/>
+          <w:bCs w:val="0"/>
+          <w:sz w:val="28"/>
+          <w:szCs w:val="28"/>
+          <w:lang w:val="ru-RU"/>
+        </w:rPr>
+        <w:t xml:space="preserve"> </w:t>
+      </w:r>
+      <w:r>
+        <w:rPr>
+          <w:rFonts w:hint="default" w:ascii="Times New Roman" w:hAnsi="Times New Roman" w:eastAsiaTheme="minorEastAsia"/>
+          <w:b w:val="0"/>
+          <w:bCs w:val="0"/>
+          <w:sz w:val="28"/>
+          <w:szCs w:val="28"/>
+          <w:lang w:val="ru-RU"/>
+        </w:rPr>
+        <w:t>metod_pol_del.cpp.</w:t>
       </w:r>
     </w:p>
     <w:p>
@@ -3531,21 +3417,6 @@
         </w:rPr>
         <w:t>3.4. Результат программы</w:t>
       </w:r>
-    </w:p>
-    <w:p>
-      <w:pPr>
-        <w:pStyle w:val="34"/>
-        <w:spacing w:after="30" w:line="360" w:lineRule="auto"/>
-        <w:ind w:left="0"/>
-        <w:jc w:val="center"/>
-        <w:rPr>
-          <w:rFonts w:ascii="Times New Roman" w:hAnsi="Times New Roman" w:cs="Times New Roman" w:eastAsiaTheme="minorEastAsia"/>
-          <w:b/>
-          <w:bCs/>
-          <w:sz w:val="28"/>
-          <w:szCs w:val="28"/>
-        </w:rPr>
-      </w:pPr>
     </w:p>
     <w:p>
       <w:pPr>
@@ -3572,7 +3443,7 @@
                     </pic:cNvPicPr>
                   </pic:nvPicPr>
                   <pic:blipFill>
-                    <a:blip r:embed="rId11"/>
+                    <a:blip r:embed="rId10"/>
                     <a:stretch>
                       <a:fillRect/>
                     </a:stretch>
@@ -3592,13 +3463,6 @@
           </wp:inline>
         </w:drawing>
       </w:r>
-    </w:p>
-    <w:p>
-      <w:pPr>
-        <w:spacing w:after="30" w:line="360" w:lineRule="auto"/>
-        <w:ind w:left="0"/>
-        <w:jc w:val="center"/>
-      </w:pPr>
     </w:p>
     <w:p>
       <w:pPr>
@@ -4494,7 +4358,7 @@
                     </pic:cNvPicPr>
                   </pic:nvPicPr>
                   <pic:blipFill>
-                    <a:blip r:embed="rId12"/>
+                    <a:blip r:embed="rId11"/>
                     <a:stretch>
                       <a:fillRect/>
                     </a:stretch>
@@ -4781,7 +4645,7 @@
                     </pic:cNvPicPr>
                   </pic:nvPicPr>
                   <pic:blipFill>
-                    <a:blip r:embed="rId13">
+                    <a:blip r:embed="rId12">
                       <a:extLst>
                         <a:ext uri="{28A0092B-C50C-407E-A947-70E740481C1C}">
                           <a14:useLocalDpi xmlns:a14="http://schemas.microsoft.com/office/drawing/2010/main" val="0"/>
@@ -4811,7 +4675,14 @@
     <w:p>
       <w:pPr>
         <w:spacing w:after="30" w:line="360" w:lineRule="auto"/>
+        <w:ind w:left="0"/>
         <w:jc w:val="center"/>
+      </w:pPr>
+    </w:p>
+    <w:p>
+      <w:pPr>
+        <w:spacing w:after="30" w:line="360" w:lineRule="auto"/>
+        <w:jc w:val="center"/>
         <w:rPr>
           <w:rFonts w:ascii="Times New Roman" w:hAnsi="Times New Roman" w:cs="Times New Roman" w:eastAsiaTheme="minorEastAsia"/>
           <w:b/>
@@ -4820,11 +4691,7 @@
           <w:szCs w:val="28"/>
         </w:rPr>
       </w:pPr>
-    </w:p>
-    <w:p>
-      <w:pPr>
-        <w:spacing w:after="30" w:line="360" w:lineRule="auto"/>
-        <w:jc w:val="center"/>
+      <w:r>
         <w:rPr>
           <w:rFonts w:ascii="Times New Roman" w:hAnsi="Times New Roman" w:cs="Times New Roman" w:eastAsiaTheme="minorEastAsia"/>
           <w:b/>
@@ -4832,223 +4699,55 @@
           <w:sz w:val="28"/>
           <w:szCs w:val="28"/>
         </w:rPr>
-      </w:pPr>
-    </w:p>
-    <w:p>
-      <w:pPr>
-        <w:spacing w:after="30" w:line="360" w:lineRule="auto"/>
-        <w:jc w:val="center"/>
+        <w:t>4.3. Решение кодом</w:t>
+      </w:r>
+    </w:p>
+    <w:p>
+      <w:pPr>
+        <w:spacing w:after="30" w:line="360" w:lineRule="auto"/>
+        <w:ind w:firstLine="708" w:firstLineChars="0"/>
+        <w:jc w:val="left"/>
+        <w:rPr>
+          <w:rFonts w:hint="default" w:ascii="Times New Roman" w:hAnsi="Times New Roman" w:cs="Times New Roman" w:eastAsiaTheme="minorEastAsia"/>
+          <w:b w:val="0"/>
+          <w:bCs w:val="0"/>
+          <w:sz w:val="28"/>
+          <w:szCs w:val="28"/>
+          <w:lang w:val="ru-RU"/>
+        </w:rPr>
+      </w:pPr>
+      <w:r>
         <w:rPr>
           <w:rFonts w:ascii="Times New Roman" w:hAnsi="Times New Roman" w:cs="Times New Roman" w:eastAsiaTheme="minorEastAsia"/>
-          <w:b/>
-          <w:bCs/>
-          <w:sz w:val="28"/>
-          <w:szCs w:val="28"/>
-        </w:rPr>
-      </w:pPr>
-    </w:p>
-    <w:p>
-      <w:pPr>
-        <w:spacing w:after="30" w:line="360" w:lineRule="auto"/>
-        <w:jc w:val="center"/>
-        <w:rPr>
-          <w:rFonts w:ascii="Times New Roman" w:hAnsi="Times New Roman" w:cs="Times New Roman" w:eastAsiaTheme="minorEastAsia"/>
-          <w:b/>
-          <w:bCs/>
-          <w:sz w:val="28"/>
-          <w:szCs w:val="28"/>
-        </w:rPr>
-      </w:pPr>
-    </w:p>
-    <w:p>
-      <w:pPr>
-        <w:spacing w:after="30" w:line="360" w:lineRule="auto"/>
-        <w:jc w:val="center"/>
-        <w:rPr>
-          <w:rFonts w:ascii="Times New Roman" w:hAnsi="Times New Roman" w:cs="Times New Roman" w:eastAsiaTheme="minorEastAsia"/>
-          <w:b/>
-          <w:bCs/>
-          <w:sz w:val="28"/>
-          <w:szCs w:val="28"/>
-        </w:rPr>
-      </w:pPr>
-    </w:p>
-    <w:p>
-      <w:pPr>
-        <w:spacing w:after="30" w:line="360" w:lineRule="auto"/>
-        <w:jc w:val="center"/>
-        <w:rPr>
-          <w:rFonts w:ascii="Times New Roman" w:hAnsi="Times New Roman" w:cs="Times New Roman" w:eastAsiaTheme="minorEastAsia"/>
-          <w:b/>
-          <w:bCs/>
-          <w:sz w:val="28"/>
-          <w:szCs w:val="28"/>
-        </w:rPr>
-      </w:pPr>
-    </w:p>
-    <w:p>
-      <w:pPr>
-        <w:spacing w:after="30" w:line="360" w:lineRule="auto"/>
-        <w:jc w:val="center"/>
-        <w:rPr>
-          <w:rFonts w:ascii="Times New Roman" w:hAnsi="Times New Roman" w:cs="Times New Roman" w:eastAsiaTheme="minorEastAsia"/>
-          <w:b/>
-          <w:bCs/>
-          <w:sz w:val="28"/>
-          <w:szCs w:val="28"/>
-        </w:rPr>
-      </w:pPr>
-    </w:p>
-    <w:p>
-      <w:pPr>
-        <w:spacing w:after="30" w:line="360" w:lineRule="auto"/>
-        <w:jc w:val="center"/>
-        <w:rPr>
-          <w:rFonts w:ascii="Times New Roman" w:hAnsi="Times New Roman" w:cs="Times New Roman" w:eastAsiaTheme="minorEastAsia"/>
-          <w:b/>
-          <w:bCs/>
-          <w:sz w:val="28"/>
-          <w:szCs w:val="28"/>
-        </w:rPr>
-      </w:pPr>
-    </w:p>
-    <w:p>
-      <w:pPr>
-        <w:spacing w:after="30" w:line="360" w:lineRule="auto"/>
-        <w:jc w:val="center"/>
-        <w:rPr>
-          <w:rFonts w:ascii="Times New Roman" w:hAnsi="Times New Roman" w:cs="Times New Roman" w:eastAsiaTheme="minorEastAsia"/>
-          <w:b/>
-          <w:bCs/>
-          <w:sz w:val="28"/>
-          <w:szCs w:val="28"/>
-        </w:rPr>
-      </w:pPr>
-    </w:p>
-    <w:p>
-      <w:pPr>
-        <w:spacing w:after="30" w:line="360" w:lineRule="auto"/>
-        <w:jc w:val="center"/>
-        <w:rPr>
-          <w:rFonts w:ascii="Times New Roman" w:hAnsi="Times New Roman" w:cs="Times New Roman" w:eastAsiaTheme="minorEastAsia"/>
-          <w:b/>
-          <w:bCs/>
-          <w:sz w:val="28"/>
-          <w:szCs w:val="28"/>
-        </w:rPr>
-      </w:pPr>
-    </w:p>
-    <w:p>
-      <w:pPr>
-        <w:spacing w:after="30" w:line="360" w:lineRule="auto"/>
-        <w:jc w:val="center"/>
-        <w:rPr>
-          <w:rFonts w:ascii="Times New Roman" w:hAnsi="Times New Roman" w:cs="Times New Roman" w:eastAsiaTheme="minorEastAsia"/>
-          <w:b/>
-          <w:bCs/>
-          <w:sz w:val="28"/>
-          <w:szCs w:val="28"/>
-        </w:rPr>
-      </w:pPr>
-    </w:p>
-    <w:p>
-      <w:pPr>
-        <w:spacing w:after="30" w:line="360" w:lineRule="auto"/>
-        <w:jc w:val="center"/>
-        <w:rPr>
-          <w:rFonts w:ascii="Times New Roman" w:hAnsi="Times New Roman" w:cs="Times New Roman" w:eastAsiaTheme="minorEastAsia"/>
-          <w:b/>
-          <w:bCs/>
-          <w:sz w:val="28"/>
-          <w:szCs w:val="28"/>
-        </w:rPr>
-      </w:pPr>
-    </w:p>
-    <w:p>
-      <w:pPr>
-        <w:spacing w:after="30" w:line="360" w:lineRule="auto"/>
-        <w:jc w:val="center"/>
-        <w:rPr>
-          <w:rFonts w:ascii="Times New Roman" w:hAnsi="Times New Roman" w:cs="Times New Roman" w:eastAsiaTheme="minorEastAsia"/>
-          <w:b/>
-          <w:bCs/>
-          <w:sz w:val="28"/>
-          <w:szCs w:val="28"/>
-        </w:rPr>
-      </w:pPr>
-    </w:p>
-    <w:p>
-      <w:pPr>
-        <w:spacing w:after="30" w:line="360" w:lineRule="auto"/>
-        <w:jc w:val="center"/>
-      </w:pPr>
-      <w:r>
-        <w:rPr>
-          <w:rFonts w:ascii="Times New Roman" w:hAnsi="Times New Roman" w:cs="Times New Roman" w:eastAsiaTheme="minorEastAsia"/>
-          <w:b/>
-          <w:bCs/>
-          <w:sz w:val="28"/>
-          <w:szCs w:val="28"/>
-        </w:rPr>
-        <w:t>4.3. Решение кодом</w:t>
-      </w:r>
-    </w:p>
-    <w:p>
-      <w:pPr>
-        <w:spacing w:after="30" w:line="360" w:lineRule="auto"/>
-        <w:jc w:val="center"/>
-        <w:rPr>
-          <w:rFonts w:ascii="Times New Roman" w:hAnsi="Times New Roman" w:cs="Times New Roman" w:eastAsiaTheme="minorEastAsia"/>
-          <w:b/>
-          <w:bCs/>
-          <w:sz w:val="28"/>
-          <w:szCs w:val="28"/>
-        </w:rPr>
-      </w:pPr>
-    </w:p>
-    <w:p>
-      <w:pPr>
-        <w:spacing w:after="30" w:line="360" w:lineRule="auto"/>
-        <w:jc w:val="center"/>
-      </w:pPr>
-      <w:r>
-        <w:drawing>
-          <wp:inline distT="0" distB="0" distL="114300" distR="114300">
-            <wp:extent cx="5172075" cy="5943600"/>
-            <wp:effectExtent l="0" t="0" r="0" b="0"/>
-            <wp:docPr id="1991556028" name="drawing"/>
-            <wp:cNvGraphicFramePr>
-              <a:graphicFrameLocks xmlns:a="http://schemas.openxmlformats.org/drawingml/2006/main" noChangeAspect="1"/>
-            </wp:cNvGraphicFramePr>
-            <a:graphic xmlns:a="http://schemas.openxmlformats.org/drawingml/2006/main">
-              <a:graphicData uri="http://schemas.openxmlformats.org/drawingml/2006/picture">
-                <pic:pic xmlns:pic="http://schemas.openxmlformats.org/drawingml/2006/picture">
-                  <pic:nvPicPr>
-                    <pic:cNvPr id="1991556028" name="drawing"/>
-                    <pic:cNvPicPr>
-                      <a:picLocks noChangeAspect="1"/>
-                    </pic:cNvPicPr>
-                  </pic:nvPicPr>
-                  <pic:blipFill>
-                    <a:blip r:embed="rId14"/>
-                    <a:stretch>
-                      <a:fillRect/>
-                    </a:stretch>
-                  </pic:blipFill>
-                  <pic:spPr>
-                    <a:xfrm>
-                      <a:off x="0" y="0"/>
-                      <a:ext cx="5172075" cy="5943600"/>
-                    </a:xfrm>
-                    <a:prstGeom prst="rect">
-                      <a:avLst/>
-                    </a:prstGeom>
-                  </pic:spPr>
-                </pic:pic>
-              </a:graphicData>
-            </a:graphic>
-          </wp:inline>
-        </w:drawing>
+          <w:b w:val="0"/>
+          <w:bCs w:val="0"/>
+          <w:sz w:val="28"/>
+          <w:szCs w:val="28"/>
+          <w:lang w:val="ru-RU"/>
+        </w:rPr>
+        <w:t>Смотреть</w:t>
+      </w:r>
+      <w:r>
+        <w:rPr>
+          <w:rFonts w:hint="default" w:ascii="Times New Roman" w:hAnsi="Times New Roman" w:cs="Times New Roman" w:eastAsiaTheme="minorEastAsia"/>
+          <w:b w:val="0"/>
+          <w:bCs w:val="0"/>
+          <w:sz w:val="28"/>
+          <w:szCs w:val="28"/>
+          <w:lang w:val="ru-RU"/>
+        </w:rPr>
+        <w:t xml:space="preserve"> </w:t>
+      </w:r>
+      <w:r>
+        <w:rPr>
+          <w:rFonts w:hint="default" w:ascii="Times New Roman" w:hAnsi="Times New Roman" w:eastAsiaTheme="minorEastAsia"/>
+          <w:b w:val="0"/>
+          <w:bCs w:val="0"/>
+          <w:sz w:val="28"/>
+          <w:szCs w:val="28"/>
+          <w:lang w:val="ru-RU"/>
+        </w:rPr>
+        <w:t>metod_nutona.cpp.</w:t>
       </w:r>
     </w:p>
     <w:p>
@@ -5108,7 +4807,7 @@
                     </pic:cNvPicPr>
                   </pic:nvPicPr>
                   <pic:blipFill>
-                    <a:blip r:embed="rId15"/>
+                    <a:blip r:embed="rId13"/>
                     <a:stretch>
                       <a:fillRect/>
                     </a:stretch>
@@ -5189,6 +4888,34 @@
           <w:szCs w:val="28"/>
         </w:rPr>
       </w:pPr>
+    </w:p>
+    <w:p>
+      <w:pPr>
+        <w:spacing w:after="30" w:line="360" w:lineRule="auto"/>
+        <w:ind w:left="0"/>
+        <w:jc w:val="center"/>
+        <w:rPr>
+          <w:rFonts w:ascii="Times New Roman" w:hAnsi="Times New Roman" w:cs="Times New Roman"/>
+          <w:b/>
+          <w:bCs/>
+          <w:sz w:val="28"/>
+          <w:szCs w:val="28"/>
+        </w:rPr>
+      </w:pPr>
+    </w:p>
+    <w:p>
+      <w:pPr>
+        <w:spacing w:after="30" w:line="360" w:lineRule="auto"/>
+        <w:ind w:left="0"/>
+        <w:jc w:val="center"/>
+        <w:rPr>
+          <w:rFonts w:ascii="Times New Roman" w:hAnsi="Times New Roman" w:cs="Times New Roman"/>
+          <w:b/>
+          <w:bCs/>
+          <w:sz w:val="28"/>
+          <w:szCs w:val="28"/>
+        </w:rPr>
+      </w:pPr>
       <w:r>
         <w:rPr>
           <w:rFonts w:ascii="Times New Roman" w:hAnsi="Times New Roman" w:cs="Times New Roman"/>
@@ -6118,7 +5845,7 @@
                     </pic:cNvPicPr>
                   </pic:nvPicPr>
                   <pic:blipFill>
-                    <a:blip r:embed="rId16"/>
+                    <a:blip r:embed="rId14"/>
                     <a:stretch>
                       <a:fillRect/>
                     </a:stretch>
@@ -6417,7 +6144,7 @@
                     </pic:cNvPicPr>
                   </pic:nvPicPr>
                   <pic:blipFill>
-                    <a:blip r:embed="rId17">
+                    <a:blip r:embed="rId15">
                       <a:extLst>
                         <a:ext uri="{28A0092B-C50C-407E-A947-70E740481C1C}">
                           <a14:useLocalDpi xmlns:a14="http://schemas.microsoft.com/office/drawing/2010/main" val="0"/>
@@ -6447,6 +6174,21 @@
     <w:p>
       <w:pPr>
         <w:spacing w:after="30" w:line="360" w:lineRule="auto"/>
+        <w:jc w:val="both"/>
+        <w:rPr>
+          <w:rFonts w:ascii="Times New Roman" w:hAnsi="Times New Roman" w:cs="Times New Roman" w:eastAsiaTheme="minorEastAsia"/>
+          <w:b/>
+          <w:bCs/>
+          <w:sz w:val="28"/>
+          <w:szCs w:val="28"/>
+        </w:rPr>
+      </w:pPr>
+      <w:bookmarkStart w:id="2" w:name="_GoBack"/>
+      <w:bookmarkEnd w:id="2"/>
+    </w:p>
+    <w:p>
+      <w:pPr>
+        <w:spacing w:after="30" w:line="360" w:lineRule="auto"/>
         <w:jc w:val="center"/>
         <w:rPr>
           <w:rFonts w:ascii="Times New Roman" w:hAnsi="Times New Roman" w:cs="Times New Roman" w:eastAsiaTheme="minorEastAsia"/>
@@ -6456,11 +6198,7 @@
           <w:szCs w:val="28"/>
         </w:rPr>
       </w:pPr>
-    </w:p>
-    <w:p>
-      <w:pPr>
-        <w:spacing w:after="30" w:line="360" w:lineRule="auto"/>
-        <w:jc w:val="center"/>
+      <w:r>
         <w:rPr>
           <w:rFonts w:ascii="Times New Roman" w:hAnsi="Times New Roman" w:cs="Times New Roman" w:eastAsiaTheme="minorEastAsia"/>
           <w:b/>
@@ -6468,217 +6206,55 @@
           <w:sz w:val="28"/>
           <w:szCs w:val="28"/>
         </w:rPr>
-      </w:pPr>
-    </w:p>
-    <w:p>
-      <w:pPr>
-        <w:spacing w:after="30" w:line="360" w:lineRule="auto"/>
-        <w:jc w:val="center"/>
+        <w:t>5.3. Решение кодом</w:t>
+      </w:r>
+    </w:p>
+    <w:p>
+      <w:pPr>
+        <w:spacing w:after="30" w:line="360" w:lineRule="auto"/>
+        <w:ind w:firstLine="708" w:firstLineChars="0"/>
+        <w:jc w:val="left"/>
+        <w:rPr>
+          <w:rFonts w:hint="default" w:ascii="Times New Roman" w:hAnsi="Times New Roman" w:cs="Times New Roman" w:eastAsiaTheme="minorEastAsia"/>
+          <w:b w:val="0"/>
+          <w:bCs w:val="0"/>
+          <w:sz w:val="28"/>
+          <w:szCs w:val="28"/>
+          <w:lang w:val="ru-RU"/>
+        </w:rPr>
+      </w:pPr>
+      <w:r>
         <w:rPr>
           <w:rFonts w:ascii="Times New Roman" w:hAnsi="Times New Roman" w:cs="Times New Roman" w:eastAsiaTheme="minorEastAsia"/>
-          <w:b/>
-          <w:bCs/>
-          <w:sz w:val="28"/>
-          <w:szCs w:val="28"/>
-        </w:rPr>
-      </w:pPr>
-    </w:p>
-    <w:p>
-      <w:pPr>
-        <w:spacing w:after="30" w:line="360" w:lineRule="auto"/>
-        <w:jc w:val="center"/>
-        <w:rPr>
-          <w:rFonts w:ascii="Times New Roman" w:hAnsi="Times New Roman" w:cs="Times New Roman" w:eastAsiaTheme="minorEastAsia"/>
-          <w:b/>
-          <w:bCs/>
-          <w:sz w:val="28"/>
-          <w:szCs w:val="28"/>
-        </w:rPr>
-      </w:pPr>
-    </w:p>
-    <w:p>
-      <w:pPr>
-        <w:spacing w:after="30" w:line="360" w:lineRule="auto"/>
-        <w:jc w:val="center"/>
-        <w:rPr>
-          <w:rFonts w:ascii="Times New Roman" w:hAnsi="Times New Roman" w:cs="Times New Roman" w:eastAsiaTheme="minorEastAsia"/>
-          <w:b/>
-          <w:bCs/>
-          <w:sz w:val="28"/>
-          <w:szCs w:val="28"/>
-        </w:rPr>
-      </w:pPr>
-    </w:p>
-    <w:p>
-      <w:pPr>
-        <w:spacing w:after="30" w:line="360" w:lineRule="auto"/>
-        <w:jc w:val="center"/>
-        <w:rPr>
-          <w:rFonts w:ascii="Times New Roman" w:hAnsi="Times New Roman" w:cs="Times New Roman" w:eastAsiaTheme="minorEastAsia"/>
-          <w:b/>
-          <w:bCs/>
-          <w:sz w:val="28"/>
-          <w:szCs w:val="28"/>
-        </w:rPr>
-      </w:pPr>
-    </w:p>
-    <w:p>
-      <w:pPr>
-        <w:spacing w:after="30" w:line="360" w:lineRule="auto"/>
-        <w:jc w:val="center"/>
-        <w:rPr>
-          <w:rFonts w:ascii="Times New Roman" w:hAnsi="Times New Roman" w:cs="Times New Roman" w:eastAsiaTheme="minorEastAsia"/>
-          <w:b/>
-          <w:bCs/>
-          <w:sz w:val="28"/>
-          <w:szCs w:val="28"/>
-        </w:rPr>
-      </w:pPr>
-    </w:p>
-    <w:p>
-      <w:pPr>
-        <w:spacing w:after="30" w:line="360" w:lineRule="auto"/>
-        <w:jc w:val="center"/>
-        <w:rPr>
-          <w:rFonts w:ascii="Times New Roman" w:hAnsi="Times New Roman" w:cs="Times New Roman" w:eastAsiaTheme="minorEastAsia"/>
-          <w:b/>
-          <w:bCs/>
-          <w:sz w:val="28"/>
-          <w:szCs w:val="28"/>
-        </w:rPr>
-      </w:pPr>
-    </w:p>
-    <w:p>
-      <w:pPr>
-        <w:spacing w:after="30" w:line="360" w:lineRule="auto"/>
-        <w:jc w:val="center"/>
-        <w:rPr>
-          <w:rFonts w:ascii="Times New Roman" w:hAnsi="Times New Roman" w:cs="Times New Roman" w:eastAsiaTheme="minorEastAsia"/>
-          <w:b/>
-          <w:bCs/>
-          <w:sz w:val="28"/>
-          <w:szCs w:val="28"/>
-        </w:rPr>
-      </w:pPr>
-    </w:p>
-    <w:p>
-      <w:pPr>
-        <w:spacing w:after="30" w:line="360" w:lineRule="auto"/>
-        <w:jc w:val="center"/>
-        <w:rPr>
-          <w:rFonts w:ascii="Times New Roman" w:hAnsi="Times New Roman" w:cs="Times New Roman" w:eastAsiaTheme="minorEastAsia"/>
-          <w:b/>
-          <w:bCs/>
-          <w:sz w:val="28"/>
-          <w:szCs w:val="28"/>
-        </w:rPr>
-      </w:pPr>
-    </w:p>
-    <w:p>
-      <w:pPr>
-        <w:spacing w:after="30" w:line="360" w:lineRule="auto"/>
-        <w:jc w:val="center"/>
-        <w:rPr>
-          <w:rFonts w:ascii="Times New Roman" w:hAnsi="Times New Roman" w:cs="Times New Roman" w:eastAsiaTheme="minorEastAsia"/>
-          <w:b/>
-          <w:bCs/>
-          <w:sz w:val="28"/>
-          <w:szCs w:val="28"/>
-        </w:rPr>
-      </w:pPr>
-    </w:p>
-    <w:p>
-      <w:pPr>
-        <w:spacing w:after="30" w:line="360" w:lineRule="auto"/>
-        <w:jc w:val="center"/>
-        <w:rPr>
-          <w:rFonts w:ascii="Times New Roman" w:hAnsi="Times New Roman" w:cs="Times New Roman" w:eastAsiaTheme="minorEastAsia"/>
-          <w:b/>
-          <w:bCs/>
-          <w:sz w:val="28"/>
-          <w:szCs w:val="28"/>
-        </w:rPr>
-      </w:pPr>
-    </w:p>
-    <w:p>
-      <w:pPr>
-        <w:spacing w:after="30" w:line="360" w:lineRule="auto"/>
-        <w:jc w:val="center"/>
-        <w:rPr>
-          <w:rFonts w:ascii="Times New Roman" w:hAnsi="Times New Roman" w:cs="Times New Roman" w:eastAsiaTheme="minorEastAsia"/>
-          <w:b/>
-          <w:bCs/>
-          <w:sz w:val="28"/>
-          <w:szCs w:val="28"/>
-        </w:rPr>
-      </w:pPr>
-      <w:r>
-        <w:rPr>
-          <w:rFonts w:ascii="Times New Roman" w:hAnsi="Times New Roman" w:cs="Times New Roman" w:eastAsiaTheme="minorEastAsia"/>
-          <w:b/>
-          <w:bCs/>
-          <w:sz w:val="28"/>
-          <w:szCs w:val="28"/>
-        </w:rPr>
-        <w:t>5.3. Решение кодом</w:t>
-      </w:r>
-    </w:p>
-    <w:p>
-      <w:pPr>
-        <w:spacing w:after="30" w:line="360" w:lineRule="auto"/>
-        <w:jc w:val="center"/>
-        <w:rPr>
-          <w:rFonts w:ascii="Times New Roman" w:hAnsi="Times New Roman" w:cs="Times New Roman" w:eastAsiaTheme="minorEastAsia"/>
-          <w:b/>
-          <w:bCs/>
-          <w:sz w:val="28"/>
-          <w:szCs w:val="28"/>
-        </w:rPr>
-      </w:pPr>
-    </w:p>
-    <w:p>
-      <w:pPr>
-        <w:spacing w:after="30" w:line="360" w:lineRule="auto"/>
-        <w:jc w:val="both"/>
-      </w:pPr>
-      <w:r>
-        <w:drawing>
-          <wp:inline distT="0" distB="0" distL="114300" distR="114300">
-            <wp:extent cx="5438775" cy="5943600"/>
-            <wp:effectExtent l="0" t="0" r="0" b="0"/>
-            <wp:docPr id="665114159" name="drawing"/>
-            <wp:cNvGraphicFramePr>
-              <a:graphicFrameLocks xmlns:a="http://schemas.openxmlformats.org/drawingml/2006/main" noChangeAspect="1"/>
-            </wp:cNvGraphicFramePr>
-            <a:graphic xmlns:a="http://schemas.openxmlformats.org/drawingml/2006/main">
-              <a:graphicData uri="http://schemas.openxmlformats.org/drawingml/2006/picture">
-                <pic:pic xmlns:pic="http://schemas.openxmlformats.org/drawingml/2006/picture">
-                  <pic:nvPicPr>
-                    <pic:cNvPr id="665114159" name="drawing"/>
-                    <pic:cNvPicPr>
-                      <a:picLocks noChangeAspect="1"/>
-                    </pic:cNvPicPr>
-                  </pic:nvPicPr>
-                  <pic:blipFill>
-                    <a:blip r:embed="rId18"/>
-                    <a:stretch>
-                      <a:fillRect/>
-                    </a:stretch>
-                  </pic:blipFill>
-                  <pic:spPr>
-                    <a:xfrm>
-                      <a:off x="0" y="0"/>
-                      <a:ext cx="5438775" cy="5943600"/>
-                    </a:xfrm>
-                    <a:prstGeom prst="rect">
-                      <a:avLst/>
-                    </a:prstGeom>
-                  </pic:spPr>
-                </pic:pic>
-              </a:graphicData>
-            </a:graphic>
-          </wp:inline>
-        </w:drawing>
+          <w:b w:val="0"/>
+          <w:bCs w:val="0"/>
+          <w:sz w:val="28"/>
+          <w:szCs w:val="28"/>
+          <w:lang w:val="ru-RU"/>
+        </w:rPr>
+        <w:t>Смотреть</w:t>
+      </w:r>
+      <w:r>
+        <w:rPr>
+          <w:rFonts w:hint="default" w:ascii="Times New Roman" w:hAnsi="Times New Roman" w:cs="Times New Roman" w:eastAsiaTheme="minorEastAsia"/>
+          <w:b w:val="0"/>
+          <w:bCs w:val="0"/>
+          <w:sz w:val="28"/>
+          <w:szCs w:val="28"/>
+          <w:lang w:val="ru-RU"/>
+        </w:rPr>
+        <w:t xml:space="preserve"> </w:t>
+      </w:r>
+      <w:r>
+        <w:rPr>
+          <w:rFonts w:hint="default" w:ascii="Times New Roman" w:hAnsi="Times New Roman" w:eastAsiaTheme="minorEastAsia"/>
+          <w:b w:val="0"/>
+          <w:bCs w:val="0"/>
+          <w:sz w:val="28"/>
+          <w:szCs w:val="28"/>
+          <w:lang w:val="ru-RU"/>
+        </w:rPr>
+        <w:t>metod_prost_iter.cpp.</w:t>
       </w:r>
     </w:p>
     <w:p>
@@ -6711,21 +6287,6 @@
         </w:rPr>
         <w:t>5.4. Результат программы</w:t>
       </w:r>
-    </w:p>
-    <w:p>
-      <w:pPr>
-        <w:pStyle w:val="34"/>
-        <w:spacing w:after="30" w:line="360" w:lineRule="auto"/>
-        <w:ind w:left="0"/>
-        <w:jc w:val="center"/>
-        <w:rPr>
-          <w:rFonts w:ascii="Times New Roman" w:hAnsi="Times New Roman" w:cs="Times New Roman" w:eastAsiaTheme="minorEastAsia"/>
-          <w:b/>
-          <w:bCs/>
-          <w:sz w:val="28"/>
-          <w:szCs w:val="28"/>
-        </w:rPr>
-      </w:pPr>
     </w:p>
     <w:p>
       <w:pPr>
@@ -6751,7 +6312,7 @@
                     </pic:cNvPicPr>
                   </pic:nvPicPr>
                   <pic:blipFill>
-                    <a:blip r:embed="rId19"/>
+                    <a:blip r:embed="rId16"/>
                     <a:stretch>
                       <a:fillRect/>
                     </a:stretch>
@@ -6814,9 +6375,41 @@
         <w:spacing w:before="0" w:beforeAutospacing="0" w:after="30" w:afterAutospacing="0" w:line="360" w:lineRule="auto"/>
         <w:ind w:left="0" w:right="0"/>
         <w:jc w:val="center"/>
-      </w:pPr>
-      <w:bookmarkStart w:id="2" w:name="_GoBack"/>
-      <w:bookmarkEnd w:id="2"/>
+        <w:rPr>
+          <w:rFonts w:ascii="Times New Roman" w:hAnsi="Times New Roman" w:cs="Times New Roman" w:eastAsiaTheme="minorEastAsia"/>
+          <w:b/>
+          <w:bCs/>
+          <w:sz w:val="28"/>
+          <w:szCs w:val="28"/>
+        </w:rPr>
+      </w:pPr>
+    </w:p>
+    <w:p>
+      <w:pPr>
+        <w:pStyle w:val="34"/>
+        <w:suppressLineNumbers w:val="0"/>
+        <w:bidi w:val="0"/>
+        <w:spacing w:before="0" w:beforeAutospacing="0" w:after="30" w:afterAutospacing="0" w:line="360" w:lineRule="auto"/>
+        <w:ind w:left="0" w:right="0"/>
+        <w:jc w:val="center"/>
+        <w:rPr>
+          <w:rFonts w:ascii="Times New Roman" w:hAnsi="Times New Roman" w:cs="Times New Roman" w:eastAsiaTheme="minorEastAsia"/>
+          <w:b/>
+          <w:bCs/>
+          <w:sz w:val="28"/>
+          <w:szCs w:val="28"/>
+        </w:rPr>
+      </w:pPr>
+    </w:p>
+    <w:p>
+      <w:pPr>
+        <w:pStyle w:val="34"/>
+        <w:suppressLineNumbers w:val="0"/>
+        <w:bidi w:val="0"/>
+        <w:spacing w:before="0" w:beforeAutospacing="0" w:after="30" w:afterAutospacing="0" w:line="360" w:lineRule="auto"/>
+        <w:ind w:left="0" w:right="0"/>
+        <w:jc w:val="center"/>
+      </w:pPr>
       <w:r>
         <w:rPr>
           <w:rFonts w:ascii="Times New Roman" w:hAnsi="Times New Roman" w:cs="Times New Roman" w:eastAsiaTheme="minorEastAsia"/>
@@ -7090,7 +6683,7 @@
     <w:sdtPr>
       <w:id w:val="1218788178"/>
       <w:docPartObj>
-        <w:docPartGallery w:val="AutoText"/>
+        <w:docPartGallery w:val="autotext"/>
       </w:docPartObj>
     </w:sdtPr>
     <w:sdtContent>
@@ -7290,14 +6883,14 @@
     <w:lsdException w:uiPriority="99" w:name="footnote text"/>
     <w:lsdException w:uiPriority="99" w:name="annotation text"/>
     <w:lsdException w:uiPriority="99" w:semiHidden="0" w:name="header"/>
-    <w:lsdException w:uiPriority="99" w:semiHidden="0" w:name="footer"/>
+    <w:lsdException w:qFormat="1" w:uiPriority="99" w:semiHidden="0" w:name="footer"/>
     <w:lsdException w:uiPriority="99" w:name="index heading"/>
     <w:lsdException w:qFormat="1" w:uiPriority="35" w:name="caption"/>
     <w:lsdException w:uiPriority="99" w:name="table of figures"/>
     <w:lsdException w:uiPriority="99" w:name="envelope address"/>
     <w:lsdException w:uiPriority="99" w:name="envelope return"/>
     <w:lsdException w:uiPriority="99" w:name="footnote reference"/>
-    <w:lsdException w:uiPriority="99" w:name="annotation reference"/>
+    <w:lsdException w:qFormat="1" w:uiPriority="99" w:name="annotation reference"/>
     <w:lsdException w:uiPriority="99" w:name="line number"/>
     <w:lsdException w:uiPriority="99" w:name="page number"/>
     <w:lsdException w:uiPriority="99" w:name="endnote reference"/>
@@ -7362,7 +6955,7 @@
     <w:lsdException w:uiPriority="99" w:name="HTML Typewriter"/>
     <w:lsdException w:uiPriority="99" w:name="HTML Variable"/>
     <w:lsdException w:uiPriority="99" w:name="Normal Table"/>
-    <w:lsdException w:uiPriority="99" w:name="annotation subject"/>
+    <w:lsdException w:qFormat="1" w:uiPriority="99" w:name="annotation subject"/>
     <w:lsdException w:uiPriority="99" w:name="Table Simple 1"/>
     <w:lsdException w:uiPriority="99" w:name="Table Simple 2"/>
     <w:lsdException w:uiPriority="99" w:name="Table Simple 3"/>
@@ -7676,6 +7269,7 @@
     <w:basedOn w:val="11"/>
     <w:semiHidden/>
     <w:unhideWhenUsed/>
+    <w:qFormat/>
     <w:uiPriority w:val="99"/>
     <w:rPr>
       <w:sz w:val="16"/>
@@ -7719,6 +7313,7 @@
     <w:link w:val="40"/>
     <w:semiHidden/>
     <w:unhideWhenUsed/>
+    <w:qFormat/>
     <w:uiPriority w:val="99"/>
     <w:rPr>
       <w:b/>
@@ -7763,6 +7358,7 @@
     <w:basedOn w:val="1"/>
     <w:link w:val="43"/>
     <w:unhideWhenUsed/>
+    <w:qFormat/>
     <w:uiPriority w:val="99"/>
     <w:pPr>
       <w:tabs>
@@ -7889,6 +7485,7 @@
     <w:basedOn w:val="11"/>
     <w:link w:val="8"/>
     <w:semiHidden/>
+    <w:qFormat/>
     <w:uiPriority w:val="9"/>
     <w:rPr>
       <w:rFonts w:eastAsiaTheme="majorEastAsia" w:cstheme="majorBidi"/>
@@ -7908,6 +7505,7 @@
     <w:basedOn w:val="11"/>
     <w:link w:val="9"/>
     <w:semiHidden/>
+    <w:qFormat/>
     <w:uiPriority w:val="9"/>
     <w:rPr>
       <w:rFonts w:eastAsiaTheme="majorEastAsia" w:cstheme="majorBidi"/>
@@ -7929,6 +7527,7 @@
     <w:basedOn w:val="11"/>
     <w:link w:val="10"/>
     <w:semiHidden/>
+    <w:qFormat/>
     <w:uiPriority w:val="9"/>
     <w:rPr>
       <w:rFonts w:eastAsiaTheme="majorEastAsia" w:cstheme="majorBidi"/>
@@ -7947,6 +7546,7 @@
     <w:name w:val="Заголовок Знак"/>
     <w:basedOn w:val="11"/>
     <w:link w:val="18"/>
+    <w:qFormat/>
     <w:uiPriority w:val="10"/>
     <w:rPr>
       <w:rFonts w:asciiTheme="majorHAnsi" w:hAnsiTheme="majorHAnsi" w:eastAsiaTheme="majorEastAsia" w:cstheme="majorBidi"/>
@@ -7960,6 +7560,7 @@
     <w:name w:val="Подзаголовок Знак"/>
     <w:basedOn w:val="11"/>
     <w:link w:val="20"/>
+    <w:qFormat/>
     <w:uiPriority w:val="11"/>
     <w:rPr>
       <w:rFonts w:eastAsiaTheme="majorEastAsia" w:cstheme="majorBidi"/>
@@ -8006,6 +7607,7 @@
     <w:name w:val="Цитата 2 Знак"/>
     <w:basedOn w:val="11"/>
     <w:link w:val="32"/>
+    <w:qFormat/>
     <w:uiPriority w:val="29"/>
     <w:rPr>
       <w:i/>
@@ -8068,6 +7670,7 @@
     <w:name w:val="Выделенная цитата Знак"/>
     <w:basedOn w:val="11"/>
     <w:link w:val="36"/>
+    <w:qFormat/>
     <w:uiPriority w:val="30"/>
     <w:rPr>
       <w:i/>
@@ -8093,6 +7696,7 @@
     <w:basedOn w:val="11"/>
     <w:link w:val="15"/>
     <w:semiHidden/>
+    <w:qFormat/>
     <w:uiPriority w:val="99"/>
     <w:rPr>
       <w:sz w:val="20"/>
@@ -8104,6 +7708,7 @@
     <w:basedOn w:val="39"/>
     <w:link w:val="16"/>
     <w:semiHidden/>
+    <w:qFormat/>
     <w:uiPriority w:val="99"/>
     <w:rPr>
       <w:b/>
@@ -8117,6 +7722,7 @@
     <w:basedOn w:val="11"/>
     <w:semiHidden/>
     <w:unhideWhenUsed/>
+    <w:qFormat/>
     <w:uiPriority w:val="99"/>
     <w:rPr>
       <w:color w:val="605E5C"/>
@@ -8127,12 +7733,14 @@
     <w:name w:val="Верхний колонтитул Знак"/>
     <w:basedOn w:val="11"/>
     <w:link w:val="17"/>
+    <w:qFormat/>
     <w:uiPriority w:val="99"/>
   </w:style>
   <w:style w:type="character" w:customStyle="1" w:styleId="43">
     <w:name w:val="Нижний колонтитул Знак"/>
     <w:basedOn w:val="11"/>
     <w:link w:val="19"/>
+    <w:qFormat/>
     <w:uiPriority w:val="99"/>
   </w:style>
 </w:styles>
